--- a/Semana05/PROYECTO_DEMO.docx
+++ b/Semana05/PROYECTO_DEMO.docx
@@ -3746,7 +3746,13 @@
         </w:tc>
       </w:tr>
     </w:tbl>
-    <w:p/>
+    <w:p>
+      <w:pPr>
+        <w:rPr>
+          <w:lang w:val="es-ES"/>
+        </w:rPr>
+      </w:pPr>
+    </w:p>
     <w:p>
       <w:pPr>
         <w:pStyle w:val="Ttulo3"/>
@@ -3770,7 +3776,7 @@
       </w:pPr>
       <w:r>
         <w:rPr>
-          <w:lang w:val="es-ES"/>
+          <w:noProof/>
         </w:rPr>
         <w:drawing>
           <wp:inline distT="0" distB="0" distL="0" distR="0" wp14:anchorId="5238AC74" wp14:editId="02CBF950">
@@ -3831,7 +3837,6 @@
           <w:lang w:val="es-ES"/>
         </w:rPr>
       </w:pPr>
-      <w:bookmarkStart w:id="0" w:name="_GoBack"/>
       <w:r>
         <w:rPr>
           <w:noProof/>
@@ -3885,14 +3890,29 @@
           </wp:inline>
         </w:drawing>
       </w:r>
-      <w:bookmarkEnd w:id="0"/>
     </w:p>
     <w:p>
       <w:pPr>
-        <w:rPr>
-          <w:lang w:val="es-ES"/>
-        </w:rPr>
-      </w:pPr>
+        <w:pStyle w:val="Ttulo3"/>
+        <w:rPr>
+          <w:lang w:val="es-ES"/>
+        </w:rPr>
+      </w:pPr>
+      <w:r>
+        <w:rPr>
+          <w:lang w:val="es-ES"/>
+        </w:rPr>
+        <w:t>Modelo de Datos</w:t>
+      </w:r>
+    </w:p>
+    <w:p>
+      <w:pPr>
+        <w:rPr>
+          <w:lang w:val="es-ES"/>
+        </w:rPr>
+      </w:pPr>
+      <w:bookmarkStart w:id="0" w:name="_GoBack"/>
+      <w:bookmarkEnd w:id="0"/>
     </w:p>
     <w:p>
       <w:pPr>
